--- a/CHECKLISTS/INTERNATIONAL OIL POLLUTION PREVENTION CERTIFICATE/CHECK LIST/IOPP-01.docx
+++ b/CHECKLISTS/INTERNATIONAL OIL POLLUTION PREVENTION CERTIFICATE/CHECK LIST/IOPP-01.docx
@@ -1229,64 +1229,74 @@
           <w:trHeight w:hRule="exact" w:val="648"/>
         </w:trPr>
         <w:tc>
-          <w:tcPr>
-            <w:tcW w:w="3284" w:type="dxa"/>
-            <w:tcBorders>
-              <w:top w:val="single" w:sz="8" w:space="0" w:color="000000"/>
-              <w:left w:val="single" w:sz="8" w:space="0" w:color="000000"/>
-              <w:bottom w:val="single" w:sz="8" w:space="0" w:color="000000"/>
-              <w:right w:val="single" w:sz="8" w:space="0" w:color="000000"/>
-            </w:tcBorders>
-          </w:tcPr>
-          <w:p/>
+          <w:sdt>
+            <w:sdtPr>
+              <w:tag w:val="vessel_name"/>
+            </w:sdtPr>
+            <w:sdtContent>
+              <w:p>
+                <w:r>
+                  <w:t>{vessel_name}</w:t>
+                </w:r>
+              </w:p>
+            </w:sdtContent>
+          </w:sdt>
         </w:tc>
         <w:tc>
-          <w:tcPr>
-            <w:tcW w:w="2554" w:type="dxa"/>
-            <w:tcBorders>
-              <w:top w:val="single" w:sz="8" w:space="0" w:color="000000"/>
-              <w:left w:val="single" w:sz="8" w:space="0" w:color="000000"/>
-              <w:bottom w:val="single" w:sz="8" w:space="0" w:color="000000"/>
-              <w:right w:val="single" w:sz="8" w:space="0" w:color="000000"/>
-            </w:tcBorders>
-          </w:tcPr>
-          <w:p/>
+          <w:sdt>
+            <w:sdtPr>
+              <w:tag w:val="call_sign"/>
+            </w:sdtPr>
+            <w:sdtContent>
+              <w:p>
+                <w:r>
+                  <w:t>{call_sign}</w:t>
+                </w:r>
+              </w:p>
+            </w:sdtContent>
+          </w:sdt>
         </w:tc>
         <w:tc>
-          <w:tcPr>
-            <w:tcW w:w="1702" w:type="dxa"/>
-            <w:tcBorders>
-              <w:top w:val="single" w:sz="8" w:space="0" w:color="000000"/>
-              <w:left w:val="single" w:sz="8" w:space="0" w:color="000000"/>
-              <w:bottom w:val="single" w:sz="8" w:space="0" w:color="000000"/>
-              <w:right w:val="single" w:sz="8" w:space="0" w:color="000000"/>
-            </w:tcBorders>
-          </w:tcPr>
-          <w:p/>
+          <w:sdt>
+            <w:sdtPr>
+              <w:tag w:val="port_of_registry"/>
+            </w:sdtPr>
+            <w:sdtContent>
+              <w:p>
+                <w:r>
+                  <w:t>{port_of_registry}</w:t>
+                </w:r>
+              </w:p>
+            </w:sdtContent>
+          </w:sdt>
         </w:tc>
         <w:tc>
-          <w:tcPr>
-            <w:tcW w:w="1558" w:type="dxa"/>
-            <w:tcBorders>
-              <w:top w:val="single" w:sz="8" w:space="0" w:color="000000"/>
-              <w:left w:val="single" w:sz="8" w:space="0" w:color="000000"/>
-              <w:bottom w:val="single" w:sz="8" w:space="0" w:color="000000"/>
-              <w:right w:val="single" w:sz="8" w:space="0" w:color="000000"/>
-            </w:tcBorders>
-          </w:tcPr>
-          <w:p/>
+          <w:sdt>
+            <w:sdtPr>
+              <w:tag w:val="gross_tonnage"/>
+            </w:sdtPr>
+            <w:sdtContent>
+              <w:p>
+                <w:r>
+                  <w:t>{gross_tonnage}</w:t>
+                </w:r>
+              </w:p>
+            </w:sdtContent>
+          </w:sdt>
         </w:tc>
         <w:tc>
-          <w:tcPr>
-            <w:tcW w:w="1560" w:type="dxa"/>
-            <w:tcBorders>
-              <w:top w:val="single" w:sz="8" w:space="0" w:color="000000"/>
-              <w:left w:val="single" w:sz="8" w:space="0" w:color="000000"/>
-              <w:bottom w:val="single" w:sz="8" w:space="0" w:color="000000"/>
-              <w:right w:val="single" w:sz="8" w:space="0" w:color="000000"/>
-            </w:tcBorders>
-          </w:tcPr>
-          <w:p/>
+          <w:sdt>
+            <w:sdtPr>
+              <w:tag w:val="imo_number"/>
+            </w:sdtPr>
+            <w:sdtContent>
+              <w:p>
+                <w:r>
+                  <w:t>{imo_number}</w:t>
+                </w:r>
+              </w:p>
+            </w:sdtContent>
+          </w:sdt>
         </w:tc>
       </w:tr>
       <w:tr>
@@ -1715,52 +1725,60 @@
           <w:trHeight w:hRule="exact" w:val="648"/>
         </w:trPr>
         <w:tc>
-          <w:tcPr>
-            <w:tcW w:w="3284" w:type="dxa"/>
-            <w:tcBorders>
-              <w:top w:val="single" w:sz="8" w:space="0" w:color="000000"/>
-              <w:left w:val="single" w:sz="8" w:space="0" w:color="000000"/>
-              <w:bottom w:val="single" w:sz="8" w:space="0" w:color="000000"/>
-              <w:right w:val="single" w:sz="8" w:space="0" w:color="000000"/>
-            </w:tcBorders>
-          </w:tcPr>
-          <w:p/>
+          <w:sdt>
+            <w:sdtPr>
+              <w:tag w:val="ship_type"/>
+            </w:sdtPr>
+            <w:sdtContent>
+              <w:p>
+                <w:r>
+                  <w:t>{ship_type}</w:t>
+                </w:r>
+              </w:p>
+            </w:sdtContent>
+          </w:sdt>
         </w:tc>
         <w:tc>
-          <w:tcPr>
-            <w:tcW w:w="2554" w:type="dxa"/>
-            <w:tcBorders>
-              <w:top w:val="single" w:sz="8" w:space="0" w:color="000000"/>
-              <w:left w:val="single" w:sz="8" w:space="0" w:color="000000"/>
-              <w:bottom w:val="single" w:sz="8" w:space="0" w:color="000000"/>
-              <w:right w:val="single" w:sz="8" w:space="0" w:color="000000"/>
-            </w:tcBorders>
-          </w:tcPr>
-          <w:p/>
+          <w:sdt>
+            <w:sdtPr>
+              <w:tag w:val="deadweight"/>
+            </w:sdtPr>
+            <w:sdtContent>
+              <w:p>
+                <w:r>
+                  <w:t>{deadweight}</w:t>
+                </w:r>
+              </w:p>
+            </w:sdtContent>
+          </w:sdt>
         </w:tc>
         <w:tc>
-          <w:tcPr>
-            <w:tcW w:w="1702" w:type="dxa"/>
-            <w:tcBorders>
-              <w:top w:val="single" w:sz="8" w:space="0" w:color="000000"/>
-              <w:left w:val="single" w:sz="8" w:space="0" w:color="000000"/>
-              <w:bottom w:val="single" w:sz="8" w:space="0" w:color="000000"/>
-              <w:right w:val="single" w:sz="8" w:space="0" w:color="000000"/>
-            </w:tcBorders>
-          </w:tcPr>
-          <w:p/>
+          <w:sdt>
+            <w:sdtPr>
+              <w:tag w:val="year_built"/>
+            </w:sdtPr>
+            <w:sdtContent>
+              <w:p>
+                <w:r>
+                  <w:t>{year_built}</w:t>
+                </w:r>
+              </w:p>
+            </w:sdtContent>
+          </w:sdt>
         </w:tc>
         <w:tc>
-          <w:tcPr>
-            <w:tcW w:w="1558" w:type="dxa"/>
-            <w:tcBorders>
-              <w:top w:val="single" w:sz="8" w:space="0" w:color="000000"/>
-              <w:left w:val="single" w:sz="8" w:space="0" w:color="000000"/>
-              <w:bottom w:val="single" w:sz="8" w:space="0" w:color="000000"/>
-              <w:right w:val="single" w:sz="8" w:space="0" w:color="000000"/>
-            </w:tcBorders>
-          </w:tcPr>
-          <w:p/>
+          <w:sdt>
+            <w:sdtPr>
+              <w:tag w:val="year_built"/>
+            </w:sdtPr>
+            <w:sdtContent>
+              <w:p>
+                <w:r>
+                  <w:t>{year_built}</w:t>
+                </w:r>
+              </w:p>
+            </w:sdtContent>
+          </w:sdt>
         </w:tc>
         <w:tc>
           <w:tcPr>
@@ -2599,16 +2617,18 @@
           <w:trHeight w:hRule="exact" w:val="434"/>
         </w:trPr>
         <w:tc>
-          <w:tcPr>
-            <w:tcW w:w="3133" w:type="dxa"/>
-            <w:tcBorders>
-              <w:top w:val="single" w:sz="5" w:space="0" w:color="000000"/>
-              <w:left w:val="single" w:sz="5" w:space="0" w:color="000000"/>
-              <w:bottom w:val="single" w:sz="5" w:space="0" w:color="000000"/>
-              <w:right w:val="single" w:sz="5" w:space="0" w:color="000000"/>
-            </w:tcBorders>
-          </w:tcPr>
-          <w:p/>
+          <w:sdt>
+            <w:sdtPr>
+              <w:tag w:val="vessel_name"/>
+            </w:sdtPr>
+            <w:sdtContent>
+              <w:p>
+                <w:r>
+                  <w:t>{vessel_name}</w:t>
+                </w:r>
+              </w:p>
+            </w:sdtContent>
+          </w:sdt>
         </w:tc>
         <w:tc>
           <w:tcPr>
@@ -5798,16 +5818,18 @@
           <w:trHeight w:hRule="exact" w:val="434"/>
         </w:trPr>
         <w:tc>
-          <w:tcPr>
-            <w:tcW w:w="3133" w:type="dxa"/>
-            <w:tcBorders>
-              <w:top w:val="single" w:sz="5" w:space="0" w:color="000000"/>
-              <w:left w:val="single" w:sz="5" w:space="0" w:color="000000"/>
-              <w:bottom w:val="single" w:sz="5" w:space="0" w:color="000000"/>
-              <w:right w:val="single" w:sz="5" w:space="0" w:color="000000"/>
-            </w:tcBorders>
-          </w:tcPr>
-          <w:p/>
+          <w:sdt>
+            <w:sdtPr>
+              <w:tag w:val="vessel_name"/>
+            </w:sdtPr>
+            <w:sdtContent>
+              <w:p>
+                <w:r>
+                  <w:t>{vessel_name}</w:t>
+                </w:r>
+              </w:p>
+            </w:sdtContent>
+          </w:sdt>
         </w:tc>
         <w:tc>
           <w:tcPr>
@@ -9511,16 +9533,18 @@
           <w:trHeight w:hRule="exact" w:val="434"/>
         </w:trPr>
         <w:tc>
-          <w:tcPr>
-            <w:tcW w:w="3133" w:type="dxa"/>
-            <w:tcBorders>
-              <w:top w:val="single" w:sz="5" w:space="0" w:color="000000"/>
-              <w:left w:val="single" w:sz="5" w:space="0" w:color="000000"/>
-              <w:bottom w:val="single" w:sz="5" w:space="0" w:color="000000"/>
-              <w:right w:val="single" w:sz="5" w:space="0" w:color="000000"/>
-            </w:tcBorders>
-          </w:tcPr>
-          <w:p/>
+          <w:sdt>
+            <w:sdtPr>
+              <w:tag w:val="vessel_name"/>
+            </w:sdtPr>
+            <w:sdtContent>
+              <w:p>
+                <w:r>
+                  <w:t>{vessel_name}</w:t>
+                </w:r>
+              </w:p>
+            </w:sdtContent>
+          </w:sdt>
         </w:tc>
         <w:tc>
           <w:tcPr>
@@ -13199,16 +13223,18 @@
           <w:trHeight w:hRule="exact" w:val="434"/>
         </w:trPr>
         <w:tc>
-          <w:tcPr>
-            <w:tcW w:w="3133" w:type="dxa"/>
-            <w:tcBorders>
-              <w:top w:val="single" w:sz="5" w:space="0" w:color="000000"/>
-              <w:left w:val="single" w:sz="5" w:space="0" w:color="000000"/>
-              <w:bottom w:val="single" w:sz="5" w:space="0" w:color="000000"/>
-              <w:right w:val="single" w:sz="5" w:space="0" w:color="000000"/>
-            </w:tcBorders>
-          </w:tcPr>
-          <w:p/>
+          <w:sdt>
+            <w:sdtPr>
+              <w:tag w:val="vessel_name"/>
+            </w:sdtPr>
+            <w:sdtContent>
+              <w:p>
+                <w:r>
+                  <w:t>{vessel_name}</w:t>
+                </w:r>
+              </w:p>
+            </w:sdtContent>
+          </w:sdt>
         </w:tc>
         <w:tc>
           <w:tcPr>
@@ -17039,16 +17065,18 @@
           <w:trHeight w:hRule="exact" w:val="434"/>
         </w:trPr>
         <w:tc>
-          <w:tcPr>
-            <w:tcW w:w="3133" w:type="dxa"/>
-            <w:tcBorders>
-              <w:top w:val="single" w:sz="5" w:space="0" w:color="000000"/>
-              <w:left w:val="single" w:sz="5" w:space="0" w:color="000000"/>
-              <w:bottom w:val="single" w:sz="5" w:space="0" w:color="000000"/>
-              <w:right w:val="single" w:sz="5" w:space="0" w:color="000000"/>
-            </w:tcBorders>
-          </w:tcPr>
-          <w:p/>
+          <w:sdt>
+            <w:sdtPr>
+              <w:tag w:val="vessel_name"/>
+            </w:sdtPr>
+            <w:sdtContent>
+              <w:p>
+                <w:r>
+                  <w:t>{vessel_name}</w:t>
+                </w:r>
+              </w:p>
+            </w:sdtContent>
+          </w:sdt>
         </w:tc>
         <w:tc>
           <w:tcPr>
@@ -20108,16 +20136,18 @@
           <w:trHeight w:hRule="exact" w:val="434"/>
         </w:trPr>
         <w:tc>
-          <w:tcPr>
-            <w:tcW w:w="3133" w:type="dxa"/>
-            <w:tcBorders>
-              <w:top w:val="single" w:sz="5" w:space="0" w:color="000000"/>
-              <w:left w:val="single" w:sz="5" w:space="0" w:color="000000"/>
-              <w:bottom w:val="single" w:sz="5" w:space="0" w:color="000000"/>
-              <w:right w:val="single" w:sz="5" w:space="0" w:color="000000"/>
-            </w:tcBorders>
-          </w:tcPr>
-          <w:p/>
+          <w:sdt>
+            <w:sdtPr>
+              <w:tag w:val="vessel_name"/>
+            </w:sdtPr>
+            <w:sdtContent>
+              <w:p>
+                <w:r>
+                  <w:t>{vessel_name}</w:t>
+                </w:r>
+              </w:p>
+            </w:sdtContent>
+          </w:sdt>
         </w:tc>
         <w:tc>
           <w:tcPr>
@@ -23218,16 +23248,18 @@
           <w:trHeight w:hRule="exact" w:val="434"/>
         </w:trPr>
         <w:tc>
-          <w:tcPr>
-            <w:tcW w:w="3133" w:type="dxa"/>
-            <w:tcBorders>
-              <w:top w:val="single" w:sz="5" w:space="0" w:color="000000"/>
-              <w:left w:val="single" w:sz="5" w:space="0" w:color="000000"/>
-              <w:bottom w:val="single" w:sz="5" w:space="0" w:color="000000"/>
-              <w:right w:val="single" w:sz="5" w:space="0" w:color="000000"/>
-            </w:tcBorders>
-          </w:tcPr>
-          <w:p/>
+          <w:sdt>
+            <w:sdtPr>
+              <w:tag w:val="vessel_name"/>
+            </w:sdtPr>
+            <w:sdtContent>
+              <w:p>
+                <w:r>
+                  <w:t>{vessel_name}</w:t>
+                </w:r>
+              </w:p>
+            </w:sdtContent>
+          </w:sdt>
         </w:tc>
         <w:tc>
           <w:tcPr>
@@ -26908,16 +26940,18 @@
           <w:trHeight w:hRule="exact" w:val="434"/>
         </w:trPr>
         <w:tc>
-          <w:tcPr>
-            <w:tcW w:w="3133" w:type="dxa"/>
-            <w:tcBorders>
-              <w:top w:val="single" w:sz="5" w:space="0" w:color="000000"/>
-              <w:left w:val="single" w:sz="5" w:space="0" w:color="000000"/>
-              <w:bottom w:val="single" w:sz="5" w:space="0" w:color="000000"/>
-              <w:right w:val="single" w:sz="5" w:space="0" w:color="000000"/>
-            </w:tcBorders>
-          </w:tcPr>
-          <w:p/>
+          <w:sdt>
+            <w:sdtPr>
+              <w:tag w:val="vessel_name"/>
+            </w:sdtPr>
+            <w:sdtContent>
+              <w:p>
+                <w:r>
+                  <w:t>{vessel_name}</w:t>
+                </w:r>
+              </w:p>
+            </w:sdtContent>
+          </w:sdt>
         </w:tc>
         <w:tc>
           <w:tcPr>
@@ -29987,16 +30021,18 @@
           <w:trHeight w:hRule="exact" w:val="434"/>
         </w:trPr>
         <w:tc>
-          <w:tcPr>
-            <w:tcW w:w="3133" w:type="dxa"/>
-            <w:tcBorders>
-              <w:top w:val="single" w:sz="5" w:space="0" w:color="000000"/>
-              <w:left w:val="single" w:sz="5" w:space="0" w:color="000000"/>
-              <w:bottom w:val="single" w:sz="5" w:space="0" w:color="000000"/>
-              <w:right w:val="single" w:sz="5" w:space="0" w:color="000000"/>
-            </w:tcBorders>
-          </w:tcPr>
-          <w:p/>
+          <w:sdt>
+            <w:sdtPr>
+              <w:tag w:val="vessel_name"/>
+            </w:sdtPr>
+            <w:sdtContent>
+              <w:p>
+                <w:r>
+                  <w:t>{vessel_name}</w:t>
+                </w:r>
+              </w:p>
+            </w:sdtContent>
+          </w:sdt>
         </w:tc>
         <w:tc>
           <w:tcPr>
@@ -33484,16 +33520,18 @@
           <w:trHeight w:hRule="exact" w:val="434"/>
         </w:trPr>
         <w:tc>
-          <w:tcPr>
-            <w:tcW w:w="3133" w:type="dxa"/>
-            <w:tcBorders>
-              <w:top w:val="single" w:sz="5" w:space="0" w:color="000000"/>
-              <w:left w:val="single" w:sz="5" w:space="0" w:color="000000"/>
-              <w:bottom w:val="single" w:sz="5" w:space="0" w:color="000000"/>
-              <w:right w:val="single" w:sz="5" w:space="0" w:color="000000"/>
-            </w:tcBorders>
-          </w:tcPr>
-          <w:p/>
+          <w:sdt>
+            <w:sdtPr>
+              <w:tag w:val="vessel_name"/>
+            </w:sdtPr>
+            <w:sdtContent>
+              <w:p>
+                <w:r>
+                  <w:t>{vessel_name}</w:t>
+                </w:r>
+              </w:p>
+            </w:sdtContent>
+          </w:sdt>
         </w:tc>
         <w:tc>
           <w:tcPr>
@@ -35957,16 +35995,18 @@
           <w:trHeight w:hRule="exact" w:val="434"/>
         </w:trPr>
         <w:tc>
-          <w:tcPr>
-            <w:tcW w:w="3133" w:type="dxa"/>
-            <w:tcBorders>
-              <w:top w:val="single" w:sz="5" w:space="0" w:color="000000"/>
-              <w:left w:val="single" w:sz="5" w:space="0" w:color="000000"/>
-              <w:bottom w:val="single" w:sz="5" w:space="0" w:color="000000"/>
-              <w:right w:val="single" w:sz="5" w:space="0" w:color="000000"/>
-            </w:tcBorders>
-          </w:tcPr>
-          <w:p/>
+          <w:sdt>
+            <w:sdtPr>
+              <w:tag w:val="vessel_name"/>
+            </w:sdtPr>
+            <w:sdtContent>
+              <w:p>
+                <w:r>
+                  <w:t>{vessel_name}</w:t>
+                </w:r>
+              </w:p>
+            </w:sdtContent>
+          </w:sdt>
         </w:tc>
         <w:tc>
           <w:tcPr>
@@ -39520,16 +39560,18 @@
           <w:trHeight w:hRule="exact" w:val="434"/>
         </w:trPr>
         <w:tc>
-          <w:tcPr>
-            <w:tcW w:w="3133" w:type="dxa"/>
-            <w:tcBorders>
-              <w:top w:val="single" w:sz="5" w:space="0" w:color="000000"/>
-              <w:left w:val="single" w:sz="5" w:space="0" w:color="000000"/>
-              <w:bottom w:val="single" w:sz="5" w:space="0" w:color="000000"/>
-              <w:right w:val="single" w:sz="5" w:space="0" w:color="000000"/>
-            </w:tcBorders>
-          </w:tcPr>
-          <w:p/>
+          <w:sdt>
+            <w:sdtPr>
+              <w:tag w:val="vessel_name"/>
+            </w:sdtPr>
+            <w:sdtContent>
+              <w:p>
+                <w:r>
+                  <w:t>{vessel_name}</w:t>
+                </w:r>
+              </w:p>
+            </w:sdtContent>
+          </w:sdt>
         </w:tc>
         <w:tc>
           <w:tcPr>
